--- a/example_articles/us_region/Midwest/6.us_region_Midwest_Other_publisher.docx
+++ b/example_articles/us_region/Midwest/6.us_region_Midwest_Other_publisher.docx
@@ -29,17 +29,17 @@
     </w:p>
     <w:p>
       <w:r>
-        <w:t>Source File: Other publishers/Files (500) (20).DOCX</w:t>
+        <w:t>Source file: Other publishers/Files (500) (20).DOCX</w:t>
       </w:r>
     </w:p>
     <w:p>
       <w:r>
-        <w:t>Raw locations result: ['Indiana']</w:t>
+        <w:t>Raw locations result, 'locations': ['Indiana']</w:t>
       </w:r>
     </w:p>
     <w:p>
       <w:r>
-        <w:t>us_region_stand_flat (Standardized): Midwest</w:t>
+        <w:t>Standardized locations result, 'us_region_stand_flat': Midwest</w:t>
       </w:r>
     </w:p>
     <w:p>

--- a/example_articles/us_region/Midwest/6.us_region_Midwest_Other_publisher.docx
+++ b/example_articles/us_region/Midwest/6.us_region_Midwest_Other_publisher.docx
@@ -7,9 +7,7 @@
         <w:pStyle w:val="Heading1"/>
       </w:pPr>
       <w:r>
-        <w:t>TAX MORE, SPEND LESS;</w:t>
-        <w:br/>
-        <w:t>Benefit programs scrutinized</w:t>
+        <w:t>Karen Finley's fame and misfortune</w:t>
       </w:r>
     </w:p>
     <w:p>
@@ -19,22 +17,22 @@
     </w:p>
     <w:p>
       <w:r>
-        <w:t>Date: 1990-06-28</w:t>
+        <w:t>Date: 1990-09-19</w:t>
       </w:r>
     </w:p>
     <w:p>
       <w:r>
-        <w:t>Section: NEWS; Pg. 4A</w:t>
+        <w:t>Section: LIFE; Pg. 5D; Show</w:t>
       </w:r>
     </w:p>
     <w:p>
       <w:r>
-        <w:t>Source file: Other publishers/Files (500) (20).DOCX</w:t>
+        <w:t>Source file: Other publishers/Files (500) (15).DOCX</w:t>
       </w:r>
     </w:p>
     <w:p>
       <w:r>
-        <w:t>Raw locations result, 'locations': ['Indiana']</w:t>
+        <w:t>Raw locations result, 'locations': ['Illinois']</w:t>
       </w:r>
     </w:p>
     <w:p>
@@ -51,57 +49,23 @@
     </w:p>
     <w:p>
       <w:r>
-        <w:t>Besides raising taxes, budget writers will have to cut spending on guns and butter - military and domestic programs - when they attack the deficit. It's a task fraught with political overtones as well.</w:t>
+        <w:t>Performance artist Karen Finley feels a little like Satanic Verses author Salman Rushdie. Controversy over being turned down for a grant by the National Endowment for the Arts has given her career a boost, but at a price.</w:t>
         <w:br/>
-        <w:t xml:space="preserve"> </w:t>
+        <w:t>''Every artist wants to reach the most people,'' says Finley, 34, whose delicate appearance is a surprising contrast to her high-voltage, confrontational performance. ''But it's dangerous. - In traditional theater, the show goes on. In my work, life goes on.''</w:t>
         <w:br/>
-        <w:t xml:space="preserve"> White House and congressional budget negotiators discussed specific cuts in sensitive benefit programs Wednesday - a topic just as touchy as taxes.</w:t>
+        <w:t>She was expected to draw 500 people at the Serious Fun festival this summer at New York's Lincoln Center. But after she was denied the NEA grant, she drew 2,000 over two nights - the fastest selling ticket in festival history.</w:t>
         <w:br/>
-        <w:t>One day after President Bush retreated from his ''no new taxes'' campaign pledge, Democrats and Republicans traded frank talk about savings that can be achieved from Social Security, Medicare and farm price supports.</w:t>
+        <w:t>Scalpers were charging up to $ 100 to see Finley recite 90 minutes of social-protest free verse titled We Keep Our Victims Ready, during which she metaphorically illustrates injustices to women by smearing herself with chocolate, alfalfa sprouts and tinsel. She is now repeating the piece at New York's Joyce Theater through Saturday and her book, Shock Treatment, is out late this year.</w:t>
         <w:br/>
-        <w:t>''I think that will be tougher, generally speaking, for more members than raising revenues,'' said Rep. Dan Rostenkowski, D-Ill., chairman of the House Ways and Means Committee.</w:t>
+        <w:t>She's filing suit next month, charging the NEA with violation of her First Amendment rights.  Recently, she refused to host the Bessie Awards for performance art because they were sponsored by Philip Morris - supporters of Sen. Jesse Helms, a major critic of the NEA. But standing up to ridicule from critics takes its toll.</w:t>
         <w:br/>
-        <w:t>Specific new taxes were not debated in the closed-door session, despite Bush's agreement to include them in a package with spending cuts to reduce the $ 159 billion budget deficit.</w:t>
-        <w:br/>
-        <w:t>But Sen. Wyche Fowler, D-Ga., said negotiators were comfortable ''throwing the word 'tax' around to make a sentence, rather than leaving a hole in the middle.''</w:t>
-        <w:br/>
-        <w:t>Outside the negotiations, battle lines were drawn:</w:t>
-        <w:br/>
-        <w:t>- A dozen GOP senators signed a letter saying they were ''astonished'' at Bush's readiness to include tax revenue increases in a deficit-reduction package. The senators pledged to oppose taxes.</w:t>
-        <w:br/>
-        <w:t>- House Democrats released a letter to Speaker Thomas Foley, signed by 134 of their members, demanding that any tax increases be levied against the wealthy rather than working-class.</w:t>
-        <w:br/>
-        <w:t>In Wednesday's talks, sacred-cow benefit programs commanded most attention.</w:t>
-        <w:br/>
-        <w:t>Possibilities raised:</w:t>
-        <w:br/>
-        <w:t>- Taxing 85 percent of Social Security benefits received by wealthier recipients, rather than 50 percent.</w:t>
-        <w:br/>
-        <w:t>- Delaying Social Security and federal retirement cost-of-living increases.</w:t>
-        <w:br/>
-        <w:t>- Cutting farm subsidies below previous proposals.</w:t>
-        <w:br/>
-        <w:t>Considered off-limits: Cuts in Medicaid and Aid to Families with Dependent Children. Many members are reluctant to cut Medicare, as Bush has proposed, because it has been trimmed nine consecutive years.</w:t>
-        <w:br/>
-        <w:t>''These are scattershot ideas,'' said Sen. Bob Packwood, R-Ore., top Republican on the Finance Committee.</w:t>
-        <w:br/>
-        <w:t>''Nothing close to serious negotiations yet,'' said Sen. Lloyd Bentsen, D- Texas, the panel's chairman.</w:t>
-        <w:br/>
-        <w:t>Because benefit programs consume half the $ 1.2 trillion federal budget, they are targeted annually for cuts.</w:t>
-        <w:br/>
-        <w:t>''That's an area of fixed cost that is prime for reduction,'' says Joseph Dowley, who is a former chief counsel to the House Ways and Means Committee.</w:t>
-        <w:br/>
-        <w:t>''It's just too big, and it's growing,'' Dowley says.</w:t>
-        <w:br/>
-        <w:t>Several fiscal analysts predict getting more than $ 5 billion to $ 6 billion in cuts from benefit programs will be difficult in an election year.</w:t>
-        <w:br/>
-        <w:t>Said Stanley Collender, a budget specialist at Price Waterhouse: ''The problem is finding money that is politically acceptable to cut."</w:t>
+        <w:t>''I have lots of ups and downs. My work is strong - I came out of a working-class background,'' says Finley, whose father sold cleaning appliances. She grew up in Evanston, Ill., - and was inspired by the speeches of Martin Luther King. ''It's easy to attack solo artists because they don't have a large organization behind them.''</w:t>
         <w:br/>
         <w:br/>
         <w:t>Notes</w:t>
         <w:br/>
         <w:br/>
-        <w:t>Accompanying stories; Skittish GOP hopes economy stays strong; Osprey project flies in face of budget ax</w:t>
+        <w:t>Accompanies; Performance artists dare to be different</w:t>
         <w:br/>
         <w:br/>
         <w:t>Graphic</w:t>
@@ -109,11 +73,11 @@
         <w:br/>
         <w:t xml:space="preserve"> </w:t>
         <w:br/>
-        <w:t>PHOTO; b/w, John Duricka, AP (John Sununu, Robert Dole, Newt Gingrich, Phil Gramm)</w:t>
+        <w:t>PHOTO; b/w, AP (Karen Finley)</w:t>
         <w:br/>
         <w:t xml:space="preserve"> </w:t>
         <w:br/>
-        <w:t>CUTLINE: DOWN TO BUSINESS: White House chief of staff John Sununu, right, talks budget cuts with Sen. Robert Dole, left. Rep. Newt Gingrich, center, and Sen. Phil Gramm also are pictured.</w:t>
+        <w:t>CUTLINE: FINLEY: She plans to sue the NEA over her grant rejection.</w:t>
       </w:r>
     </w:p>
     <w:sectPr>

--- a/example_articles/us_region/Midwest/6.us_region_Midwest_Other_publisher.docx
+++ b/example_articles/us_region/Midwest/6.us_region_Midwest_Other_publisher.docx
@@ -7,7 +7,7 @@
         <w:pStyle w:val="Heading1"/>
       </w:pPr>
       <w:r>
-        <w:t>Karen Finley's fame and misfortune</w:t>
+        <w:t>Minnesota's GOP senators propose $900M in tax cuts</w:t>
       </w:r>
     </w:p>
     <w:p>
@@ -17,22 +17,22 @@
     </w:p>
     <w:p>
       <w:r>
-        <w:t>Date: 1990-09-19</w:t>
+        <w:t>Date: 2017-03-17</w:t>
       </w:r>
     </w:p>
     <w:p>
       <w:r>
-        <w:t>Section: LIFE; Pg. 5D; Show</w:t>
+        <w:t>Section: NEWS; Pg. 1B</w:t>
       </w:r>
     </w:p>
     <w:p>
       <w:r>
-        <w:t>Source file: Other publishers/Files (500) (15).DOCX</w:t>
+        <w:t>Source file: Other publishers/Files (500) (9).DOCX</w:t>
       </w:r>
     </w:p>
     <w:p>
       <w:r>
-        <w:t>Raw locations result, 'locations': ['Illinois']</w:t>
+        <w:t>Raw locations result, 'locations': ['Minnesota']</w:t>
       </w:r>
     </w:p>
     <w:p>
@@ -49,35 +49,49 @@
     </w:p>
     <w:p>
       <w:r>
-        <w:t>Performance artist Karen Finley feels a little like Satanic Verses author Salman Rushdie. Controversy over being turned down for a grant by the National Endowment for the Arts has given her career a boost, but at a price.</w:t>
+        <w:t>Senate Republicans, newly ensconced in the majority after a November election victory, proposed $900 million in tax cuts Thursday, the bulk of it a cut to the lowest income-tax rate.</w:t>
         <w:br/>
-        <w:t>''Every artist wants to reach the most people,'' says Finley, 34, whose delicate appearance is a surprising contrast to her high-voltage, confrontational performance. ''But it's dangerous. - In traditional theater, the show goes on. In my work, life goes on.''</w:t>
+        <w:t>Joined by a farmer, business owner and senior citizen at a news conference, the GOP senators offered no details about the size of the various components of the tax cut measure, but they said a reduction of the lowest income tax rate - currently 5.35 percent - would be the largest piece of the $900 million total.</w:t>
         <w:br/>
-        <w:t>She was expected to draw 500 people at the Serious Fun festival this summer at New York's Lincoln Center. But after she was denied the NEA grant, she drew 2,000 over two nights - the fastest selling ticket in festival history.</w:t>
+        <w:t>"We spent years building stadiums and giving handouts to a lot of people," said Sen. Roger Chamberlain, R-Lino Lakes. "It's time we paid attention to middle-class Minnesotans and paid them some respect," he said.</w:t>
         <w:br/>
-        <w:t>Scalpers were charging up to $ 100 to see Finley recite 90 minutes of social-protest free verse titled We Keep Our Victims Ready, during which she metaphorically illustrates injustices to women by smearing herself with chocolate, alfalfa sprouts and tinsel. She is now repeating the piece at New York's Joyce Theater through Saturday and her book, Shock Treatment, is out late this year.</w:t>
+        <w:t>The Republican tax cut proposal, which will soon be followed by a plan from House Republicans, sets up a high-stakes budget battle with Gov. Mark Dayton, as GOP lawmakers and the second-term DFL governor try to agree on a two-year budget that will top $40 billion.</w:t>
         <w:br/>
-        <w:t>She's filing suit next month, charging the NEA with violation of her First Amendment rights.  Recently, she refused to host the Bessie Awards for performance art because they were sponsored by Philip Morris - supporters of Sen. Jesse Helms, a major critic of the NEA. But standing up to ridicule from critics takes its toll.</w:t>
+        <w:t>The projected budget surplus is currently $1.65 billion, having grown $250 million since late last year because of increased tax collections.</w:t>
         <w:br/>
-        <w:t>''I have lots of ups and downs. My work is strong - I came out of a working-class background,'' says Finley, whose father sold cleaning appliances. She grew up in Evanston, Ill., - and was inspired by the speeches of Martin Luther King. ''It's easy to attack solo artists because they don't have a large organization behind them.''</w:t>
+        <w:t>Senate Republicans said they will announce spending plans at a Friday news conference and a proposal for roads and bridges Monday. The Senate passed a measure Wednesday that would provide $600 million to prop up the state's beleaguered individual health insurance market.</w:t>
         <w:br/>
+        <w:t>Competing visions</w:t>
         <w:br/>
-        <w:t>Notes</w:t>
+        <w:t>Dayton, who will discuss his updated budget proposal at a Friday news conference, has already called for targeted tax cuts, as well as using a portion of surplus dollars to expand prekindergarten programs at public schools, increase funding for public universities and raise enrollment in the state's MinnesotaCare public health program.</w:t>
         <w:br/>
+        <w:t>Senate Republicans are sketching out a different vision for Minnesota government by proposing a tax cut that would be the first permanent reduction in Minnesota income taxes since 1999.</w:t>
         <w:br/>
-        <w:t>Accompanies; Performance artists dare to be different</w:t>
+        <w:t>By cutting the rate of the lowest tax bracket, Senate Republicans would direct the savings at working-class and middle-class Minnesotans, reflecting their fragile political reality - the GOP has a one-vote Senate majority.</w:t>
         <w:br/>
+        <w:t>Sen. Ann Rest, DFL-New Hope, said the plan is not properly targeted at the middle class and would allow wealthy taxpayers to enjoy the tax cut benefit as well.</w:t>
         <w:br/>
-        <w:t>Graphic</w:t>
+        <w:t>In 2016, the Legislature passed with large bipartisan majorities a tax-cut bill directed at a variety of interest groups, but Dayton vetoed it because, he said, it contained a drafting error that would have cost the state millions.</w:t>
         <w:br/>
+        <w:t>Businesses, farms benefit</w:t>
         <w:br/>
-        <w:t xml:space="preserve"> </w:t>
+        <w:t>Other features of the Senate GOP plan include a cut in taxes on Social Security benefits; a tax credit for college graduates paying off student loans; a cut in the statewide business and industrial property tax; a tax credit for farmers on school bond taxes, and an estate tax cut.</w:t>
         <w:br/>
-        <w:t>PHOTO; b/w, AP (Karen Finley)</w:t>
+        <w:t>Chamberlain acknowledged that the price tag would grow in future years.</w:t>
         <w:br/>
-        <w:t xml:space="preserve"> </w:t>
+        <w:t>Dayton has previously said he would consider tax cuts directed at the middle class.</w:t>
         <w:br/>
-        <w:t>CUTLINE: FINLEY: She plans to sue the NEA over her grant rejection.</w:t>
+        <w:t>But he also said at a Thursday news conference that he will not surrender the state's fiscal health to a tax-cutting binge.</w:t>
+        <w:br/>
+        <w:t>"I want to see how their numbers work in the next biennium and then the biennium following," he said.</w:t>
+        <w:br/>
+        <w:t>Dayton said he remains concerned about how policies out of Washington - especially health care - could affect Minnesota's budget outlook.</w:t>
+        <w:br/>
+        <w:t>"We have worked so hard in the past six years to re-establish fiscal integrity and stability of Minnesota government," Dayton said.</w:t>
+        <w:br/>
+        <w:t>"I'm not going to walk out the door in January 2019 leaving my successor the kind of deficit situation I encountered."</w:t>
+        <w:br/>
+        <w:t>J. Patrick Coolican · 651-925-5042</w:t>
       </w:r>
     </w:p>
     <w:sectPr>
